--- a/ОПД/Lab_7/ЛБ7.docx
+++ b/ОПД/Lab_7/ЛБ7.docx
@@ -4675,16 +4675,7 @@
                 <w:sz w:val="28"/>
                 <w:szCs w:val="28"/>
               </w:rPr>
-              <m:t>2</m:t>
-            </m:r>
-            <m:r>
-              <w:rPr>
-                <w:rFonts w:ascii="Cambria Math" w:eastAsiaTheme="majorEastAsia" w:hAnsi="Cambria Math" w:cs="Times New Roman"/>
-                <w:color w:val="000000" w:themeColor="text1"/>
-                <w:sz w:val="28"/>
-                <w:szCs w:val="28"/>
-              </w:rPr>
-              <m:t>28</m:t>
+              <m:t>228</m:t>
             </m:r>
           </m:e>
           <m:sub>
@@ -4695,16 +4686,7 @@
                 <w:sz w:val="28"/>
                 <w:szCs w:val="28"/>
               </w:rPr>
-              <m:t>1</m:t>
-            </m:r>
-            <m:r>
-              <w:rPr>
-                <w:rFonts w:ascii="Cambria Math" w:eastAsiaTheme="majorEastAsia" w:hAnsi="Cambria Math" w:cs="Times New Roman"/>
-                <w:color w:val="000000" w:themeColor="text1"/>
-                <w:sz w:val="28"/>
-                <w:szCs w:val="28"/>
-              </w:rPr>
-              <m:t>6</m:t>
+              <m:t>16</m:t>
             </m:r>
           </m:sub>
         </m:sSub>
@@ -4860,25 +4842,14 @@
                 <w:szCs w:val="28"/>
               </w:rPr>
             </w:pPr>
-            <w:proofErr w:type="spellStart"/>
-            <w:r>
-              <w:rPr>
-                <w:rFonts w:ascii="Times New Roman" w:eastAsiaTheme="majorEastAsia" w:hAnsi="Times New Roman" w:cs="Times New Roman"/>
-                <w:color w:val="000000" w:themeColor="text1"/>
-                <w:sz w:val="28"/>
-                <w:szCs w:val="28"/>
-              </w:rPr>
-              <w:t>Адр</w:t>
-            </w:r>
-            <w:proofErr w:type="spellEnd"/>
-            <w:r>
-              <w:rPr>
-                <w:rFonts w:ascii="Times New Roman" w:eastAsiaTheme="majorEastAsia" w:hAnsi="Times New Roman" w:cs="Times New Roman"/>
-                <w:color w:val="000000" w:themeColor="text1"/>
-                <w:sz w:val="28"/>
-                <w:szCs w:val="28"/>
-              </w:rPr>
-              <w:t>.</w:t>
+            <w:r>
+              <w:rPr>
+                <w:rFonts w:ascii="Times New Roman" w:eastAsiaTheme="majorEastAsia" w:hAnsi="Times New Roman" w:cs="Times New Roman"/>
+                <w:color w:val="000000" w:themeColor="text1"/>
+                <w:sz w:val="28"/>
+                <w:szCs w:val="28"/>
+              </w:rPr>
+              <w:t>Адр.</w:t>
             </w:r>
           </w:p>
         </w:tc>
@@ -5157,7 +5128,6 @@
                 <w:szCs w:val="28"/>
               </w:rPr>
             </w:pPr>
-            <w:proofErr w:type="spellStart"/>
             <w:r>
               <w:rPr>
                 <w:rFonts w:ascii="Times New Roman" w:eastAsiaTheme="majorEastAsia" w:hAnsi="Times New Roman" w:cs="Times New Roman"/>
@@ -5167,7 +5137,6 @@
               </w:rPr>
               <w:t>СчМК</w:t>
             </w:r>
-            <w:proofErr w:type="spellEnd"/>
           </w:p>
         </w:tc>
       </w:tr>
@@ -11920,31 +11889,7 @@
             <w:szCs w:val="28"/>
             <w:lang w:val="en-US"/>
           </w:rPr>
-          <w:t>/Lab_7/t</w:t>
-        </w:r>
-        <w:r>
-          <w:rPr>
-            <w:rStyle w:val="ad"/>
-            <w:rFonts w:ascii="Times New Roman" w:eastAsiaTheme="majorEastAsia" w:hAnsi="Times New Roman" w:cs="Times New Roman"/>
-            <w:i/>
-            <w:iCs/>
-            <w:sz w:val="28"/>
-            <w:szCs w:val="28"/>
-            <w:lang w:val="en-US"/>
-          </w:rPr>
-          <w:t>rass_prog</w:t>
-        </w:r>
-        <w:r>
-          <w:rPr>
-            <w:rStyle w:val="ad"/>
-            <w:rFonts w:ascii="Times New Roman" w:eastAsiaTheme="majorEastAsia" w:hAnsi="Times New Roman" w:cs="Times New Roman"/>
-            <w:i/>
-            <w:iCs/>
-            <w:sz w:val="28"/>
-            <w:szCs w:val="28"/>
-            <w:lang w:val="en-US"/>
-          </w:rPr>
-          <w:t>.asm</w:t>
+          <w:t>/Lab_7/trass_prog.asm</w:t>
         </w:r>
       </w:hyperlink>
     </w:p>
@@ -12087,7 +12032,6 @@
           </w:rPr>
           <w:t>://</w:t>
         </w:r>
-        <w:proofErr w:type="spellStart"/>
         <w:r>
           <w:rPr>
             <w:rStyle w:val="ad"/>
@@ -12100,7 +12044,6 @@
           </w:rPr>
           <w:t>github</w:t>
         </w:r>
-        <w:proofErr w:type="spellEnd"/>
         <w:r>
           <w:rPr>
             <w:rStyle w:val="ad"/>
@@ -12135,7 +12078,6 @@
           </w:rPr>
           <w:t>/</w:t>
         </w:r>
-        <w:proofErr w:type="spellStart"/>
         <w:r>
           <w:rPr>
             <w:rStyle w:val="ad"/>
@@ -12148,7 +12090,6 @@
           </w:rPr>
           <w:t>tetraminomusic</w:t>
         </w:r>
-        <w:proofErr w:type="spellEnd"/>
         <w:r>
           <w:rPr>
             <w:rStyle w:val="ad"/>
@@ -12183,7 +12124,6 @@
           </w:rPr>
           <w:t>_2</w:t>
         </w:r>
-        <w:proofErr w:type="spellStart"/>
         <w:r>
           <w:rPr>
             <w:rStyle w:val="ad"/>
@@ -12196,7 +12136,6 @@
           </w:rPr>
           <w:t>sem</w:t>
         </w:r>
-        <w:proofErr w:type="spellEnd"/>
         <w:r>
           <w:rPr>
             <w:rStyle w:val="ad"/>
@@ -12297,29 +12236,7 @@
             <w:sz w:val="28"/>
             <w:szCs w:val="28"/>
           </w:rPr>
-          <w:t>_</w:t>
-        </w:r>
-        <w:r>
-          <w:rPr>
-            <w:rStyle w:val="ad"/>
-            <w:rFonts w:ascii="Times New Roman" w:eastAsiaTheme="majorEastAsia" w:hAnsi="Times New Roman" w:cs="Times New Roman"/>
-            <w:i/>
-            <w:iCs/>
-            <w:sz w:val="28"/>
-            <w:szCs w:val="28"/>
-          </w:rPr>
-          <w:t>7</w:t>
-        </w:r>
-        <w:r>
-          <w:rPr>
-            <w:rStyle w:val="ad"/>
-            <w:rFonts w:ascii="Times New Roman" w:eastAsiaTheme="majorEastAsia" w:hAnsi="Times New Roman" w:cs="Times New Roman"/>
-            <w:i/>
-            <w:iCs/>
-            <w:sz w:val="28"/>
-            <w:szCs w:val="28"/>
-          </w:rPr>
-          <w:t>/</w:t>
+          <w:t>_7/</w:t>
         </w:r>
         <w:r>
           <w:rPr>
@@ -12344,7 +12261,6 @@
           </w:rPr>
           <w:t>.</w:t>
         </w:r>
-        <w:proofErr w:type="spellStart"/>
         <w:r>
           <w:rPr>
             <w:rStyle w:val="ad"/>
@@ -12357,7 +12273,6 @@
           </w:rPr>
           <w:t>asm</w:t>
         </w:r>
-        <w:proofErr w:type="spellEnd"/>
       </w:hyperlink>
     </w:p>
     <w:p>
@@ -14328,93 +14243,12 @@
       <w:pPr>
         <w:spacing w:line="360" w:lineRule="auto"/>
         <w:rPr>
-          <w:rFonts w:ascii="Times New Roman" w:hAnsi="Times New Roman" w:cs="Times New Roman"/>
-          <w:sz w:val="28"/>
-          <w:szCs w:val="28"/>
-        </w:rPr>
-      </w:pPr>
-      <w:r>
-        <w:rPr>
-          <w:rFonts w:ascii="Times New Roman" w:hAnsi="Times New Roman" w:cs="Times New Roman"/>
-          <w:sz w:val="28"/>
-          <w:szCs w:val="28"/>
-        </w:rPr>
-        <w:t xml:space="preserve">3) </w:t>
-      </w:r>
-      <w:r>
-        <w:rPr>
-          <w:rFonts w:ascii="Times New Roman" w:hAnsi="Times New Roman" w:cs="Times New Roman"/>
-          <w:sz w:val="28"/>
-          <w:szCs w:val="28"/>
-        </w:rPr>
-        <w:t>Клименков С.В. –</w:t>
-      </w:r>
-      <w:r>
-        <w:rPr>
-          <w:rFonts w:ascii="Times New Roman" w:hAnsi="Times New Roman" w:cs="Times New Roman"/>
-          <w:sz w:val="28"/>
-          <w:szCs w:val="28"/>
-        </w:rPr>
-        <w:t xml:space="preserve"> “</w:t>
-      </w:r>
-      <w:r>
-        <w:rPr>
-          <w:rFonts w:ascii="Times New Roman" w:hAnsi="Times New Roman" w:cs="Times New Roman"/>
-          <w:sz w:val="28"/>
-          <w:szCs w:val="28"/>
-        </w:rPr>
-        <w:t xml:space="preserve">Как построить ферму мобов в </w:t>
-      </w:r>
-      <w:proofErr w:type="spellStart"/>
-      <w:r>
-        <w:rPr>
-          <w:rFonts w:ascii="Times New Roman" w:hAnsi="Times New Roman" w:cs="Times New Roman"/>
-          <w:sz w:val="28"/>
-          <w:szCs w:val="28"/>
-        </w:rPr>
-        <w:t>майнкрафте</w:t>
-      </w:r>
-      <w:proofErr w:type="spellEnd"/>
-      <w:r>
-        <w:rPr>
-          <w:rFonts w:ascii="Times New Roman" w:hAnsi="Times New Roman" w:cs="Times New Roman"/>
-          <w:sz w:val="28"/>
-          <w:szCs w:val="28"/>
-        </w:rPr>
-        <w:t>”</w:t>
-      </w:r>
-    </w:p>
-    <w:p>
-      <w:pPr>
-        <w:spacing w:line="360" w:lineRule="auto"/>
-        <w:rPr>
           <w:lang w:val="en-US"/>
         </w:rPr>
       </w:pPr>
-      <w:r>
-        <w:rPr>
-          <w:rFonts w:ascii="Times New Roman" w:hAnsi="Times New Roman" w:cs="Times New Roman"/>
-          <w:sz w:val="28"/>
-          <w:szCs w:val="28"/>
-          <w:lang w:val="en-US"/>
-        </w:rPr>
-        <w:t xml:space="preserve">URL: </w:t>
-      </w:r>
-      <w:hyperlink r:id="rId12" w:history="1">
-        <w:r>
-          <w:rPr>
-            <w:rStyle w:val="ad"/>
-            <w:rFonts w:ascii="Times New Roman" w:hAnsi="Times New Roman" w:cs="Times New Roman"/>
-            <w:sz w:val="28"/>
-            <w:szCs w:val="28"/>
-            <w:lang w:val="en-US"/>
-          </w:rPr>
-          <w:t>https://vkvideo.ru/video-34559124_456239020</w:t>
-        </w:r>
-      </w:hyperlink>
     </w:p>
     <w:sectPr>
-      <w:footerReference w:type="default" r:id="rId13"/>
+      <w:footerReference w:type="default" r:id="rId12"/>
       <w:pgSz w:w="11906" w:h="16838"/>
       <w:pgMar w:top="1134" w:right="850" w:bottom="1134" w:left="1701" w:header="708" w:footer="708" w:gutter="0"/>
       <w:cols w:space="708"/>
